--- a/DOC/KH/NF-DOC-001_ទិដ្ឋភាពសង្ខេប_KH.docx
+++ b/DOC/KH/NF-DOC-001_ទិដ្ឋភាពសង្ខេប_KH.docx
@@ -963,7 +963,7 @@
                 <w:color w:val="0B1F2E"/>
                 <w:sz w:val="19"/>
               </w:rPr>
-              <w:t>អ៊ីមែល + ពាក្យសម្ងាត់ជាមួយ Brevo OTP</w:t>
+              <w:t>អ៊ីមែល + ពាក្យសម្ងាត់ជាមួយ Brevo OTP — ការចូលត្រូវបានរារាំងរហូតដល់អ៊ីមែលត្រូវបានផ្ទៀងផ្ទាត់</w:t>
             </w:r>
           </w:p>
         </w:tc>
@@ -2234,7 +2234,7 @@
           <w:color w:val="0B1F2E"/>
           <w:sz w:val="21"/>
         </w:rPr>
-        <w:t>ការផ្ទៀងផ្ទាត់ OTP សម្រាប់ការចុះឈ្មោះ ការចូល និងការផ្លាស់ប្តូរពាក្យសម្ងាត់</w:t>
+        <w:t>ការផ្ទៀងផ្ទាត់ OTP តម្រូវឲ្យមានមុនពេលចូលលើកដំបូង (គណនីថ្មីត្រូវបានចាក់សោរហូតដល់ផ្ទៀងផ្ទាត់)</w:t>
       </w:r>
     </w:p>
     <w:p>

--- a/DOC/KH/NF-DOC-001_ទិដ្ឋភាពសង្ខេប_KH.docx
+++ b/DOC/KH/NF-DOC-001_ទិដ្ឋភាពសង្ខេប_KH.docx
@@ -1023,7 +1023,7 @@
                 <w:color w:val="0B1F2E"/>
                 <w:sz w:val="19"/>
               </w:rPr>
-              <w:t>KHQR (Bakong) និង ABA PayWay webhooks</w:t>
+              <w:t>KHQR (Bakong) និង ABA PayWay hosted checkout</w:t>
             </w:r>
           </w:p>
         </w:tc>
@@ -2330,7 +2330,7 @@
           <w:color w:val="0B1F2E"/>
           <w:sz w:val="21"/>
         </w:rPr>
-        <w:t>ដាក់ស្នើ ABA PayWay production webhooks</w:t>
+        <w:t>ដាក់ស្នើ ABA PayWay production checkout</w:t>
       </w:r>
     </w:p>
     <w:p>
